--- a/paper/submission_metadata.docx
+++ b/paper/submission_metadata.docx
@@ -31,7 +31,7 @@
           <w:sz w:val="26"/>
           <w:szCs w:val="26"/>
         </w:rPr>
-        <w:t xml:space="preserve">Randomized Trials of Digital Interventions Reporting Occupational Burnout Outcomes: A Scoping Review and Evidence Map</w:t>
+        <w:t xml:space="preserve">Randomised Trials of Digital Interventions Reporting Occupational Burnout Outcomes: A Scoping Review and Evidence Map</w:t>
       </w:r>
     </w:p>
     <w:p>
@@ -194,7 +194,7 @@
                 <w:sz w:val="22"/>
                 <w:szCs w:val="22"/>
               </w:rPr>
-              <w:t xml:space="preserve">Randomized Trials of Digital Interventions Reporting Occupational Burnout Outcomes: A Scoping Review and Evidence Map</w:t>
+              <w:t xml:space="preserve">Randomised Trials of Digital Interventions Reporting Occupational Burnout Outcomes: A Scoping Review and Evidence Map</w:t>
             </w:r>
           </w:p>
         </w:tc>
@@ -312,7 +312,7 @@
                 <w:sz w:val="22"/>
                 <w:szCs w:val="22"/>
               </w:rPr>
-              <w:t xml:space="preserve">Scoping review (reported according to PRISMA-ScR; PRISMA 2020 flow diagram)</w:t>
+              <w:t xml:space="preserve">Review article: scoping review and evidence map (to be confirmed with the editorial office); PRISMA-ScR and PRISMA 2020 flow diagram</w:t>
             </w:r>
           </w:p>
         </w:tc>
@@ -371,7 +371,7 @@
                 <w:sz w:val="22"/>
                 <w:szCs w:val="22"/>
               </w:rPr>
-              <w:t xml:space="preserve">occupational burnout; digital health; randomized controlled trial; scoping review; evidence map; occupational health</w:t>
+              <w:t xml:space="preserve">occupational burnout; digital health; randomised controlled trial; scoping review; evidence map; occupational health</w:t>
             </w:r>
           </w:p>
         </w:tc>
@@ -489,7 +489,7 @@
                 <w:sz w:val="22"/>
                 <w:szCs w:val="22"/>
               </w:rPr>
-              <w:t xml:space="preserve">abstract, 295 words; main text, about 6,300 words. Tables: 7. Figures: 3. Supplementary appendices: 5.</w:t>
+              <w:t xml:space="preserve">abstract, 238 words; main text (introduction to conclusions, including headings and captions), 2738 words. Tables: 2. Figures: 3. Supplementary file: 1. References: 23.</w:t>
             </w:r>
           </w:p>
         </w:tc>
@@ -548,7 +548,7 @@
                 <w:sz w:val="22"/>
                 <w:szCs w:val="22"/>
               </w:rPr>
-              <w:t xml:space="preserve">Main manuscript (Word); Figures 1-3 (PNG); Appendices A-E (inside the manuscript); retrospective protocol (Word); dataset (GitHub, see section 4)</w:t>
+              <w:t xml:space="preserve">Main manuscript (Word); Blinded manuscript (Word); title page (Word); Figures 1-3 (PNG, in paper/figures); supplementary file with Tables S1-S5 and Appendices A-E (Word); retrospective protocol (Word); response to the pre-submission review (Word); dataset (GitHub, see section 4)</w:t>
             </w:r>
           </w:p>
         </w:tc>
@@ -666,7 +666,7 @@
                 <w:sz w:val="22"/>
                 <w:szCs w:val="22"/>
               </w:rPr>
-              <w:t xml:space="preserve">17-26 September 2026 (main search); 28-29 September 2026 (supplementary searches); last search run 29 September 2026</w:t>
+              <w:t xml:space="preserve">17-26 September 2026 (main search); 28-29 September 2026 (supplementary searches); 18 October 2026 (unified update search in Europe PMC, OpenAlex, PubMed; last search run); Web of Science and Scopus last searched 29 September 2026</w:t>
             </w:r>
           </w:p>
         </w:tc>
@@ -725,7 +725,7 @@
                 <w:sz w:val="22"/>
                 <w:szCs w:val="22"/>
               </w:rPr>
-              <w:t xml:space="preserve">113 randomized trials (116 reports; 26,752 participants); 4,406 records identified, 2,397 screened, 288 reports assessed</w:t>
+              <w:t xml:space="preserve">116 randomized trials (119 reports; 26,918 participants); 4,960 records identified, 2,461 screened, 294 reports assessed</w:t>
             </w:r>
           </w:p>
         </w:tc>
@@ -1264,7 +1264,7 @@
           <w:sz w:val="22"/>
           <w:szCs w:val="22"/>
         </w:rPr>
-        <w:t xml:space="preserve">Background: Digital programmes are widely used against occupational burnout, but randomized evidence has been reviewed only within single professions or broader mental-health outcomes.</w:t>
+        <w:t xml:space="preserve">Objectives: To map randomised trials of digitally delivered interventions in working populations that reported occupational burnout as an outcome.</w:t>
       </w:r>
     </w:p>
     <w:p>
@@ -1277,7 +1277,7 @@
           <w:sz w:val="22"/>
           <w:szCs w:val="22"/>
         </w:rPr>
-        <w:t xml:space="preserve">Objective: To map randomized trials of any digitally delivered intervention in working populations that reported burnout as an outcome.</w:t>
+        <w:t xml:space="preserve">Study design: Scoping review and evidence map, reported according to PRISMA-ScR.</w:t>
       </w:r>
     </w:p>
     <w:p>
@@ -1290,7 +1290,7 @@
           <w:sz w:val="22"/>
           <w:szCs w:val="22"/>
         </w:rPr>
-        <w:t xml:space="preserve">Methods: Scoping review reported according to PRISMA-ScR. We searched Europe PMC, OpenAlex, ERIC, Web of Science and Scopus (17-26 September 2026), repeated them without the intervention-type block so that interventions of any mechanism could be found, added a PubMed MeSH search and delivery-term searches after a vocabulary gap appeared (28-29 September 2026), and linked ClinicalTrials.gov registrations to their publications. Reports were assessed against five ordered criteria and charted at trial level.</w:t>
+        <w:t xml:space="preserve">Methods: We searched Europe PMC, OpenAlex, ERIC, Web of Science, Scopus and PubMed (17 September to 18 October 2026) and ClinicalTrials.gov. A first strategy that required a psychological-intervention term was followed by strategies without it, because the eligibility criteria admitted any mechanism. Reports were assessed against five ordered criteria, mostly from abstracts, and trials were charted by occupation, delivery mode, approach, comparator and burnout instrument. A human reviewer checked samples of the AI-assisted eligibility decisions and of the abstract-level coding.</w:t>
       </w:r>
     </w:p>
     <w:p>
@@ -1303,7 +1303,7 @@
           <w:sz w:val="22"/>
           <w:szCs w:val="22"/>
         </w:rPr>
-        <w:t xml:space="preserve">Results: Of 4,406 records, 2,397 were screened and 288 reports were assessed. We included 116 reports of 113 trials (26,752 participants; median 114.5 per trial). The supplementary searches alone found 27 trials, 10 of them with non-psychological mechanisms. Of all trials, 64.6% were first reported from 2023 onwards. Healthcare workers were studied in 70 trials and teachers or employees of other sectors in 36. Web programmes (49 trials) and smartphone apps (21) predominated, and live online group sessions rose from 2 trials before 2023 to 21 afterwards. Mindfulness was the most frequent psychological approach (23 trials); 19 trials used non-psychological mechanisms. Waitlist controls were used in 37 trials overall and in 40% of those reported from 2023 onwards. Only 56 abstracts named the burnout instrument. Of 15 randomized registrations completed by 2023, 6 had no locatable results.</w:t>
+        <w:t xml:space="preserve">Results: Of 4,960 records, 2,461 were screened and 294 reports assessed. We included 119 reports of 116 trials (26,918 participants in 107 trials reporting numbers). Most trials (64.7%) were first reported from 2023 onwards, and 72 studied healthcare workers. Web programmes (49) and smartphone apps (21) predominated; 20 trials tested non-psychological mechanisms. Waitlist controls were used in 40.0% of trials from 2023. About half of the abstracts (58) named the burnout instrument, and 31 gave a registration number. Of 15 randomised registrations completed by 2023, 6 had no located results.</w:t>
       </w:r>
     </w:p>
     <w:p>
@@ -1316,7 +1316,7 @@
           <w:sz w:val="22"/>
           <w:szCs w:val="22"/>
         </w:rPr>
-        <w:t xml:space="preserve">Conclusions: The evidence has grown quickly but is concentrated in healthcare, increasingly waitlist-controlled and inconsistently reported. Actively controlled trials outside healthcare, trials of work-system technologies, explicit reporting of burnout instruments and publication of completed trials are priorities.</w:t>
+        <w:t xml:space="preserve">Conclusions: The evidence has grown quickly but is concentrated in healthcare, increasingly waitlist-controlled and inconsistently reported in abstracts. Actively controlled trials outside healthcare, trials of work-system technologies, explicit reporting of burnout instruments and publication of completed trials are priorities.</w:t>
       </w:r>
     </w:p>
     <w:p>
@@ -1339,7 +1339,7 @@
           <w:sz w:val="22"/>
           <w:szCs w:val="22"/>
         </w:rPr>
-        <w:t xml:space="preserve"> occupational burnout; digital health; randomized controlled trial; scoping review; evidence map; occupational health</w:t>
+        <w:t xml:space="preserve"> occupational burnout; digital health; randomised controlled trial; scoping review; evidence map; occupational health</w:t>
       </w:r>
     </w:p>
     <w:p>
@@ -1784,7 +1784,7 @@
                 <w:sz w:val="22"/>
                 <w:szCs w:val="22"/>
               </w:rPr>
-              <w:t xml:space="preserve">Screening, eligibility assessment, data charting, registry linkage and drafting of the manuscript were carried out with the assistance of a large-language-model agent (Claude, Anthropic) working under the direction of the author, who is responsible for the content. Each decision is recorded with its reason, and the code used at each step is published with the data. (manuscript Section 2.8)</w:t>
+              <w:t xml:space="preserve">During the preparation of this work the author used Claude (Anthropic) to draft and edit the manuscript text from the released data files, to write code that builds the tables and figures, and to improve the language; the author reviewed and edited the content and takes full responsibility for it. Use of the tool in the research process is described in Section 2.7 of the manuscript (manuscript Section 2.8)</w:t>
             </w:r>
           </w:p>
         </w:tc>
@@ -1843,7 +1843,7 @@
                 <w:sz w:val="22"/>
                 <w:szCs w:val="22"/>
               </w:rPr>
-              <w:t xml:space="preserve">All data and code: https://github.com/fyodora2/5R. The ledger of all 288 assessed reports, trial-level charting, screening files, reporting-indicator and effect-direction codes, verification samples and a data dictionary (data/DATA_DICTIONARY.md) are included. Abstracts retrieved from Web of Science and Scopus and full-text articles are not redistributed. [Archived version DOI, e.g. Zenodo, if the journal requires one.]</w:t>
+              <w:t xml:space="preserve">All data and code: https://github.com/fyodora2/5R (withheld from the blinded manuscript). The ledger of all 294 assessed reports, trial-level charting, screening files, reporting-indicator and effect-direction codes, verification samples and a data dictionary (data/DATA_DICTIONARY.md) are included. Abstracts retrieved from Web of Science and Scopus and full-text articles are not redistributed. [Archived version DOI, e.g. Zenodo, if the journal requires one.]</w:t>
             </w:r>
           </w:p>
         </w:tc>
@@ -2008,7 +2008,7 @@
           <w:sz w:val="22"/>
           <w:szCs w:val="22"/>
         </w:rPr>
-        <w:t xml:space="preserve"> What randomized evidence exists on digitally delivered interventions that report occupational burnout as an outcome?</w:t>
+        <w:t xml:space="preserve"> What randomised evidence exists on digitally delivered interventions that report occupational burnout as an outcome?</w:t>
       </w:r>
     </w:p>
     <w:p>
@@ -2036,7 +2036,7 @@
           <w:sz w:val="22"/>
           <w:szCs w:val="22"/>
         </w:rPr>
-        <w:t xml:space="preserve"> In this scoping review of 113 randomized trials, 61.9% studied healthcare workers, 64.6% were first reported from 2023 onwards, 16.8% tested a non-psychological mechanism, and only 49.6% of abstracts named the burnout instrument.</w:t>
+        <w:t xml:space="preserve"> In this scoping review of 116 randomised trials, 62.1% studied healthcare workers, 64.7% were first reported from 2023 onwards, 17.2% tested a non-psychological mechanism, and about half (50.0%) of the abstracts named the burnout instrument.</w:t>
       </w:r>
     </w:p>
     <w:p>
@@ -2132,7 +2132,7 @@
           <w:sz w:val="22"/>
           <w:szCs w:val="22"/>
         </w:rPr>
-        <w:t xml:space="preserve">Please consider our manuscript, "Randomized Trials of Digital Interventions Reporting Occupational Burnout Outcomes: A Scoping Review and Evidence Map", for publication as a scoping review in [journal name].</w:t>
+        <w:t xml:space="preserve">Please consider our manuscript, "Randomised Trials of Digital Interventions Reporting Occupational Burnout Outcomes: A Scoping Review and Evidence Map", for publication as a scoping review in [journal name].</w:t>
       </w:r>
     </w:p>
     <w:p>
@@ -2145,7 +2145,7 @@
           <w:sz w:val="22"/>
           <w:szCs w:val="22"/>
         </w:rPr>
-        <w:t xml:space="preserve">Digital programmes are widely offered to reduce occupational burnout, yet randomized evidence has been reviewed only within single professions, single approaches or broader mental-health outcomes. We searched five databases and ClinicalTrials.gov, and after finding that the first strings missed trials of non-psychological interventions and of virtual delivery, we repeated the search without the intervention block and with additional delivery terms and controlled vocabulary. From 4,406 records we included 113 randomized trials (116 reports). The evidence is recent, concentrated in healthcare and in psychological programmes for individual workers, increasingly waitlist-controlled, and inconsistently reported: fewer than half of the abstracts named the burnout instrument, and results could not be found for 6 of 15 randomized registrations completed by 2023.</w:t>
+        <w:t xml:space="preserve">Digital programmes are widely offered to reduce occupational burnout, yet randomised evidence has been reviewed only within single professions, single approaches or broader mental-health outcomes. We searched five databases and ClinicalTrials.gov, and after finding that the first strings missed trials of non-psychological interventions and of virtual delivery, we repeated the search without the intervention block and with additional delivery terms and controlled vocabulary. From 4,960 records we included 116 randomized trials (119 reports). The evidence is recent, concentrated in healthcare and in psychological programmes for individual workers, increasingly waitlist-controlled, and inconsistently reported: about half of the abstracts named the burnout instrument, and results could not be found for 6 of 15 randomised registrations completed by 2023.</w:t>
       </w:r>
     </w:p>
     <w:p>

--- a/paper/submission_metadata.docx
+++ b/paper/submission_metadata.docx
@@ -489,7 +489,7 @@
                 <w:sz w:val="22"/>
                 <w:szCs w:val="22"/>
               </w:rPr>
-              <w:t xml:space="preserve">abstract, 238 words; main text (introduction to conclusions, including headings and captions), 2738 words. Tables: 2. Figures: 3. Supplementary file: 1. References: 23.</w:t>
+              <w:t xml:space="preserve">abstract, 238 words; main text (introduction to conclusions, including headings and captions), 2725 words. Tables: 2. Figures: 3. Supplementary file: 1. References: 23.</w:t>
             </w:r>
           </w:p>
         </w:tc>
@@ -666,7 +666,7 @@
                 <w:sz w:val="22"/>
                 <w:szCs w:val="22"/>
               </w:rPr>
-              <w:t xml:space="preserve">17-26 September 2026 (main search); 28-29 September 2026 (supplementary searches); 18 October 2026 (unified update search in Europe PMC, OpenAlex, PubMed; last search run); Web of Science and Scopus last searched 29 September 2026</w:t>
+              <w:t xml:space="preserve">17-26 September 2026 (main search); 28-29 September 2026 (supplementary searches); 18 October 2026 (unified update search in Europe PMC, OpenAlex, PubMed, ERIC; last search run); Web of Science and Scopus last searched 29 September 2026</w:t>
             </w:r>
           </w:p>
         </w:tc>
@@ -725,7 +725,7 @@
                 <w:sz w:val="22"/>
                 <w:szCs w:val="22"/>
               </w:rPr>
-              <w:t xml:space="preserve">116 randomized trials (119 reports; 26,918 participants); 4,960 records identified, 2,461 screened, 294 reports assessed</w:t>
+              <w:t xml:space="preserve">118 randomized trials (121 reports; 27,088 participants); 4,991 records identified, 2,481 screened, 301 reports assessed</w:t>
             </w:r>
           </w:p>
         </w:tc>
@@ -1303,7 +1303,7 @@
           <w:sz w:val="22"/>
           <w:szCs w:val="22"/>
         </w:rPr>
-        <w:t xml:space="preserve">Results: Of 4,960 records, 2,461 were screened and 294 reports assessed. We included 119 reports of 116 trials (26,918 participants in 107 trials reporting numbers). Most trials (64.7%) were first reported from 2023 onwards, and 72 studied healthcare workers. Web programmes (49) and smartphone apps (21) predominated; 20 trials tested non-psychological mechanisms. Waitlist controls were used in 40.0% of trials from 2023. About half of the abstracts (58) named the burnout instrument, and 31 gave a registration number. Of 15 randomised registrations completed by 2023, 6 had no located results.</w:t>
+        <w:t xml:space="preserve">Results: Of 4,991 records, 2,481 were screened and 301 reports assessed. We included 121 reports of 118 trials (27,088 participants in 109 trials reporting numbers). Most trials (64.4%) were first reported from 2023 onwards, and 73 studied healthcare workers. Web programmes (50) and smartphone apps (21) predominated; 21 trials tested non-psychological mechanisms. Waitlist controls were used in 40.8% of trials from 2023. About half of the abstracts (58) named the burnout instrument, and 31 gave a registration number. Of 15 randomised registrations completed by 2023, 4 had no located results.</w:t>
       </w:r>
     </w:p>
     <w:p>
@@ -2036,7 +2036,7 @@
           <w:sz w:val="22"/>
           <w:szCs w:val="22"/>
         </w:rPr>
-        <w:t xml:space="preserve"> In this scoping review of 116 randomised trials, 62.1% studied healthcare workers, 64.7% were first reported from 2023 onwards, 17.2% tested a non-psychological mechanism, and about half (50.0%) of the abstracts named the burnout instrument.</w:t>
+        <w:t xml:space="preserve"> In this scoping review of 118 randomised trials, 61.9% studied healthcare workers, 64.4% were first reported from 2023 onwards, 17.8% tested a non-psychological mechanism, and about half (49.2%) of the abstracts named the burnout instrument.</w:t>
       </w:r>
     </w:p>
     <w:p>
@@ -2145,7 +2145,7 @@
           <w:sz w:val="22"/>
           <w:szCs w:val="22"/>
         </w:rPr>
-        <w:t xml:space="preserve">Digital programmes are widely offered to reduce occupational burnout, yet randomised evidence has been reviewed only within single professions, single approaches or broader mental-health outcomes. We searched five databases and ClinicalTrials.gov, and after finding that the first strings missed trials of non-psychological interventions and of virtual delivery, we repeated the search without the intervention block and with additional delivery terms and controlled vocabulary. From 4,960 records we included 116 randomized trials (119 reports). The evidence is recent, concentrated in healthcare and in psychological programmes for individual workers, increasingly waitlist-controlled, and inconsistently reported: about half of the abstracts named the burnout instrument, and results could not be found for 6 of 15 randomised registrations completed by 2023.</w:t>
+        <w:t xml:space="preserve">Digital programmes are widely offered to reduce occupational burnout, yet randomised evidence has been reviewed only within single professions, single approaches or broader mental-health outcomes. We searched five databases and ClinicalTrials.gov, and after finding that the first strings missed trials of non-psychological interventions and of virtual delivery, we repeated the search without the intervention block and with additional delivery terms and controlled vocabulary. From 4,991 records we included 118 randomized trials (121 reports). The evidence is recent, concentrated in healthcare and in psychological programmes for individual workers, increasingly waitlist-controlled, and inconsistently reported: about half of the abstracts named the burnout instrument, and results could not be found for 4 of 15 randomised registrations completed by 2023.</w:t>
       </w:r>
     </w:p>
     <w:p>

--- a/paper/submission_metadata.docx
+++ b/paper/submission_metadata.docx
@@ -489,7 +489,7 @@
                 <w:sz w:val="22"/>
                 <w:szCs w:val="22"/>
               </w:rPr>
-              <w:t xml:space="preserve">abstract, 238 words; main text (introduction to conclusions, including headings and captions), 2725 words. Tables: 2. Figures: 3. Supplementary file: 1. References: 23.</w:t>
+              <w:t xml:space="preserve">abstract, 238 words; main text (introduction to conclusions, including headings and captions), 2755 words. Tables: 2. Figures: 3. Supplementary file: 1. References: 23.</w:t>
             </w:r>
           </w:p>
         </w:tc>
@@ -1843,7 +1843,7 @@
                 <w:sz w:val="22"/>
                 <w:szCs w:val="22"/>
               </w:rPr>
-              <w:t xml:space="preserve">All data and code: https://github.com/fyodora2/5R (withheld from the blinded manuscript). The ledger of all 294 assessed reports, trial-level charting, screening files, reporting-indicator and effect-direction codes, verification samples and a data dictionary (data/DATA_DICTIONARY.md) are included. Abstracts retrieved from Web of Science and Scopus and full-text articles are not redistributed. [Archived version DOI, e.g. Zenodo, if the journal requires one.]</w:t>
+              <w:t xml:space="preserve">All data and code: https://github.com/fyodora2/5R (withheld from the blinded manuscript). The ledger of all 301 assessed reports, trial-level charting, screening files, reporting-indicator and effect-direction codes, verification samples and a data dictionary (data/DATA_DICTIONARY.md) are included. Abstracts retrieved from Web of Science and Scopus and full-text articles are not redistributed. [Archived version DOI, e.g. Zenodo, if the journal requires one.]</w:t>
             </w:r>
           </w:p>
         </w:tc>

--- a/paper/submission_metadata.docx
+++ b/paper/submission_metadata.docx
@@ -725,7 +725,7 @@
                 <w:sz w:val="22"/>
                 <w:szCs w:val="22"/>
               </w:rPr>
-              <w:t xml:space="preserve">118 randomized trials (121 reports; 27,088 participants); 4,991 records identified, 2,481 screened, 301 reports assessed</w:t>
+              <w:t xml:space="preserve">117 randomized trials (120 reports; 27,033 participants); 4,991 records identified, 2,481 screened, 301 reports assessed</w:t>
             </w:r>
           </w:p>
         </w:tc>
@@ -1303,7 +1303,7 @@
           <w:sz w:val="22"/>
           <w:szCs w:val="22"/>
         </w:rPr>
-        <w:t xml:space="preserve">Results: Of 4,991 records, 2,481 were screened and 301 reports assessed. We included 121 reports of 118 trials (27,088 participants in 109 trials reporting numbers). Most trials (64.4%) were first reported from 2023 onwards, and 73 studied healthcare workers. Web programmes (50) and smartphone apps (21) predominated; 21 trials tested non-psychological mechanisms. Waitlist controls were used in 40.8% of trials from 2023. About half of the abstracts (58) named the burnout instrument, and 31 gave a registration number. Of 15 randomised registrations completed by 2023, 4 had no located results.</w:t>
+        <w:t xml:space="preserve">Results: Of 4,991 records, 2,481 were screened and 301 reports assessed. We included 120 reports of 117 trials (27,033 participants in 108 trials reporting numbers). Most trials (65.0%) were first reported from 2023 onwards, and 73 studied healthcare workers. Web programmes (49) and smartphone apps (21) predominated; 21 trials tested non-psychological mechanisms. Waitlist controls were used in 40.8% of trials from 2023. About half of the abstracts (58) named the burnout instrument, and 31 gave a registration number. Of 15 randomised registrations completed by 2023, 4 had no located results.</w:t>
       </w:r>
     </w:p>
     <w:p>
@@ -2036,7 +2036,7 @@
           <w:sz w:val="22"/>
           <w:szCs w:val="22"/>
         </w:rPr>
-        <w:t xml:space="preserve"> In this scoping review of 118 randomised trials, 61.9% studied healthcare workers, 64.4% were first reported from 2023 onwards, 17.8% tested a non-psychological mechanism, and about half (49.2%) of the abstracts named the burnout instrument.</w:t>
+        <w:t xml:space="preserve"> In this scoping review of 117 randomised trials, 62.4% studied healthcare workers, 65.0% were first reported from 2023 onwards, 17.9% tested a non-psychological mechanism, and about half (49.6%) of the abstracts named the burnout instrument.</w:t>
       </w:r>
     </w:p>
     <w:p>
@@ -2145,7 +2145,7 @@
           <w:sz w:val="22"/>
           <w:szCs w:val="22"/>
         </w:rPr>
-        <w:t xml:space="preserve">Digital programmes are widely offered to reduce occupational burnout, yet randomised evidence has been reviewed only within single professions, single approaches or broader mental-health outcomes. We searched five databases and ClinicalTrials.gov, and after finding that the first strings missed trials of non-psychological interventions and of virtual delivery, we repeated the search without the intervention block and with additional delivery terms and controlled vocabulary. From 4,991 records we included 118 randomized trials (121 reports). The evidence is recent, concentrated in healthcare and in psychological programmes for individual workers, increasingly waitlist-controlled, and inconsistently reported: about half of the abstracts named the burnout instrument, and results could not be found for 4 of 15 randomised registrations completed by 2023.</w:t>
+        <w:t xml:space="preserve">Digital programmes are widely offered to reduce occupational burnout, yet randomised evidence has been reviewed only within single professions, single approaches or broader mental-health outcomes. We searched five databases and ClinicalTrials.gov, and after finding that the first strings missed trials of non-psychological interventions and of virtual delivery, we repeated the search without the intervention block and with additional delivery terms and controlled vocabulary. From 4,991 records we included 117 randomized trials (120 reports). The evidence is recent, concentrated in healthcare and in psychological programmes for individual workers, increasingly waitlist-controlled, and inconsistently reported: about half of the abstracts named the burnout instrument, and results could not be found for 4 of 15 randomised registrations completed by 2023.</w:t>
       </w:r>
     </w:p>
     <w:p>
@@ -2321,7 +2321,7 @@
           <w:sz w:val="22"/>
           <w:szCs w:val="22"/>
         </w:rPr>
-        <w:t xml:space="preserve">Open questions that could change the numbers: two WeChat 'three good things' trials (R182, R183) excluded because their abstracts report no burnout outcome; one trial (S119) rests on an abstract with no burnout result and needs its full text; one full text (S070) is incomplete.</w:t>
+        <w:t xml:space="preserve">Open questions that could change the numbers: two WeChat 'three good things' trials (R182, R183) excluded because their abstracts report no burnout outcome; the file supplied for one included trial (S070) is incomplete, so its burnout instrument is not confirmed; 22 reports excluded on abstracts for lack of a burnout outcome could not be checked in the full text.</w:t>
       </w:r>
     </w:p>
     <w:sectPr>

--- a/paper/submission_metadata.docx
+++ b/paper/submission_metadata.docx
@@ -489,7 +489,7 @@
                 <w:sz w:val="22"/>
                 <w:szCs w:val="22"/>
               </w:rPr>
-              <w:t xml:space="preserve">abstract, 238 words; main text (introduction to conclusions, including headings and captions), 2755 words. Tables: 2. Figures: 3. Supplementary file: 1. References: 23.</w:t>
+              <w:t xml:space="preserve">abstract, 238 words; main text (introduction to conclusions, including headings and captions), 2762 words. Tables: 2. Figures: 3. Supplementary file: 1. References: 23.</w:t>
             </w:r>
           </w:p>
         </w:tc>
@@ -2321,7 +2321,7 @@
           <w:sz w:val="22"/>
           <w:szCs w:val="22"/>
         </w:rPr>
-        <w:t xml:space="preserve">Open questions that could change the numbers: two WeChat 'three good things' trials (R182, R183) excluded because their abstracts report no burnout outcome; the file supplied for one included trial (S070) is incomplete, so its burnout instrument is not confirmed; 22 reports excluded on abstracts for lack of a burnout outcome could not be checked in the full text.</w:t>
+        <w:t xml:space="preserve">Open questions that could change the numbers: two WeChat 'three good things' trials (R182, R183) excluded because their abstracts report no burnout outcome; the file supplied for one included trial (S070) is incomplete, so its burnout instrument is not confirmed.</w:t>
       </w:r>
     </w:p>
     <w:sectPr>
